--- a/docs/MindTrapa_RU.docx
+++ b/docs/MindTrapa_RU.docx
@@ -142,24 +142,6 @@
           <w:sz w:val="22"/>
         </w:rPr>
         <w:t>Иван Данишевский (BarriRin), соло-проект</w:t>
-      </w:r>
-    </w:p>
-    <w:p>
-      <w:pPr>
-        <w:spacing w:before="20" w:after="20"/>
-      </w:pPr>
-      <w:r>
-        <w:rPr>
-          <w:b/>
-          <w:sz w:val="22"/>
-        </w:rPr>
-        <w:t xml:space="preserve">Вдохновение:      </w:t>
-      </w:r>
-      <w:r>
-        <w:rPr>
-          <w:sz w:val="22"/>
-        </w:rPr>
-        <w:t>levelDEVIL</w:t>
       </w:r>
     </w:p>
     <w:p/>
